--- a/pages/pg/proc/tmp_doc_client_one.docx
+++ b/pages/pg/proc/tmp_doc_client_one.docx
@@ -4077,7 +4077,7 @@
                 <w:szCs w:val="16"/>
                 <w:lang w:eastAsia="ru-RU"/>
               </w:rPr>
-              <w:t>Тел.: прием заказов (0162) 21-69-64,</w:t>
+              <w:t>Тел.: прием заказов (0162) </w:t>
             </w:r>
             <w:r>
               <w:rPr>
